--- a/docs/final/Dino_v0_0_2.docx
+++ b/docs/final/Dino_v0_0_2.docx
@@ -101,12 +101,12 @@
     <w:tbl>
       <w:tblPr>
         <w:tblStyle w:val="Table"/>
-        <w:tblW w:w="0" w:type="auto"/>
+        <w:tblW w:w="5000" w:type="pct"/>
         <w:tblLook w:val="0020" w:firstRow="1" w:lastRow="0" w:firstColumn="0" w:lastColumn="0" w:noHBand="0" w:noVBand="0"/>
       </w:tblPr>
       <w:tblGrid>
-        <w:gridCol w:w="578"/>
-        <w:gridCol w:w="4766"/>
+        <w:gridCol w:w="1012"/>
+        <w:gridCol w:w="8348"/>
       </w:tblGrid>
       <w:tr>
         <w:trPr>
@@ -116,6 +116,7 @@
         <w:tc>
           <w:tcPr>
             <w:tcW w:w="0" w:type="auto"/>
+            <w:vAlign w:val="top"/>
           </w:tcPr>
           <w:p>
             <w:pPr>
@@ -129,6 +130,7 @@
         <w:tc>
           <w:tcPr>
             <w:tcW w:w="0" w:type="auto"/>
+            <w:vAlign w:val="top"/>
           </w:tcPr>
           <w:p>
             <w:pPr>
@@ -150,7 +152,7 @@
               <w:pStyle w:val="Compact"/>
             </w:pPr>
             <w:r>
-              <w:t>2×</w:t>
+              <w:t>2</w:t>
             </w:r>
           </w:p>
         </w:tc>
@@ -178,7 +180,7 @@
               <w:pStyle w:val="Compact"/>
             </w:pPr>
             <w:r>
-              <w:t>1×</w:t>
+              <w:t>1</w:t>
             </w:r>
           </w:p>
         </w:tc>
@@ -206,7 +208,7 @@
               <w:pStyle w:val="Compact"/>
             </w:pPr>
             <w:r>
-              <w:t>1×</w:t>
+              <w:t>1</w:t>
             </w:r>
           </w:p>
         </w:tc>
@@ -234,7 +236,7 @@
               <w:pStyle w:val="Compact"/>
             </w:pPr>
             <w:r>
-              <w:t>1×</w:t>
+              <w:t>1</w:t>
             </w:r>
           </w:p>
         </w:tc>
@@ -262,7 +264,7 @@
               <w:pStyle w:val="Compact"/>
             </w:pPr>
             <w:r>
-              <w:t>2×</w:t>
+              <w:t>2</w:t>
             </w:r>
           </w:p>
         </w:tc>
@@ -290,7 +292,7 @@
               <w:pStyle w:val="Compact"/>
             </w:pPr>
             <w:r>
-              <w:t>1×</w:t>
+              <w:t>1</w:t>
             </w:r>
           </w:p>
         </w:tc>
@@ -318,7 +320,7 @@
               <w:pStyle w:val="Compact"/>
             </w:pPr>
             <w:r>
-              <w:t>8×</w:t>
+              <w:t>8</w:t>
             </w:r>
           </w:p>
         </w:tc>
@@ -346,7 +348,7 @@
               <w:pStyle w:val="Compact"/>
             </w:pPr>
             <w:r>
-              <w:t>8×</w:t>
+              <w:t>8</w:t>
             </w:r>
           </w:p>
         </w:tc>
@@ -374,7 +376,7 @@
               <w:pStyle w:val="Compact"/>
             </w:pPr>
             <w:r>
-              <w:t>8×</w:t>
+              <w:t>8</w:t>
             </w:r>
           </w:p>
         </w:tc>
@@ -402,7 +404,39 @@
               <w:pStyle w:val="Compact"/>
             </w:pPr>
             <w:r>
-              <w:t>1×</w:t>
+              <w:t>1</w:t>
+            </w:r>
+          </w:p>
+          <w:p>
+            <w:pPr>
+              <w:pStyle w:val="Compact"/>
+            </w:pPr>
+            <w:r>
+              <w:t>1</w:t>
+            </w:r>
+          </w:p>
+          <w:p>
+            <w:pPr>
+              <w:pStyle w:val="Compact"/>
+            </w:pPr>
+            <w:r>
+              <w:t>1</w:t>
+            </w:r>
+          </w:p>
+          <w:p>
+            <w:pPr>
+              <w:pStyle w:val="Compact"/>
+            </w:pPr>
+            <w:r>
+              <w:t>1</w:t>
+            </w:r>
+          </w:p>
+          <w:p>
+            <w:pPr>
+              <w:pStyle w:val="Compact"/>
+            </w:pPr>
+            <w:r>
+              <w:t>1</w:t>
             </w:r>
           </w:p>
         </w:tc>
@@ -416,6 +450,38 @@
             </w:pPr>
             <w:r>
               <w:t>74LS645N octal bus transceiver</w:t>
+            </w:r>
+          </w:p>
+          <w:p>
+            <w:pPr>
+              <w:pStyle w:val="Compact"/>
+            </w:pPr>
+            <w:r>
+              <w:t>10 kΩ Resistor (R1)</w:t>
+            </w:r>
+          </w:p>
+          <w:p>
+            <w:pPr>
+              <w:pStyle w:val="Compact"/>
+            </w:pPr>
+            <w:r>
+              <w:t>100 kΩ Resistor (R2)</w:t>
+            </w:r>
+          </w:p>
+          <w:p>
+            <w:pPr>
+              <w:pStyle w:val="Compact"/>
+            </w:pPr>
+            <w:r>
+              <w:t>1 µF (C1)</w:t>
+            </w:r>
+          </w:p>
+          <w:p>
+            <w:pPr>
+              <w:pStyle w:val="Compact"/>
+            </w:pPr>
+            <w:r>
+              <w:t>0.1 µF (C2)</w:t>
             </w:r>
           </w:p>
         </w:tc>
@@ -607,6 +673,7 @@
               <w:pStyle w:val="Compact"/>
             </w:pPr>
             <w:r>
+              <w:lastRenderedPageBreak/>
               <w:t>LED Display</w:t>
             </w:r>
           </w:p>
@@ -731,7 +798,6 @@
               <w:pStyle w:val="Compact"/>
             </w:pPr>
             <w:r>
-              <w:lastRenderedPageBreak/>
               <w:t>LOAD</w:t>
             </w:r>
           </w:p>
@@ -1006,7 +1072,16 @@
         <w:t>Timing Constraints</w:t>
       </w:r>
       <w:r>
-        <w:t>: Keep the 555 timer frequency well below the 74LS645 maximum toggle rate (∼25 MHz) and within the SRAM’s access time.</w:t>
+        <w:t xml:space="preserve">: Keep the </w:t>
+      </w:r>
+      <w:r>
+        <w:t>555-timer</w:t>
+      </w:r>
+      <w:r>
+        <w:t xml:space="preserve"> frequency well below the 74LS645 maximum toggle rate (∼25 MHz) and within the SRAM’s access time.</w:t>
+      </w:r>
+      <w:r>
+        <w:t xml:space="preserve"> We will generate ~6.8Hz at around 52.7% Duty Cycle with the provided C1, R1 &amp; R2</w:t>
       </w:r>
     </w:p>
     <w:p>
@@ -1165,6 +1240,7 @@
           <w:b/>
           <w:bCs/>
         </w:rPr>
+        <w:lastRenderedPageBreak/>
         <w:t>Power Supply Decoupling</w:t>
       </w:r>
       <w:r>
@@ -1197,7 +1273,6 @@
       <w:bookmarkStart w:id="6" w:name="build-steps"/>
       <w:bookmarkEnd w:id="5"/>
       <w:r>
-        <w:lastRenderedPageBreak/>
         <w:t>Build Steps</w:t>
       </w:r>
     </w:p>
@@ -1551,6 +1626,7 @@
         </w:numPr>
       </w:pPr>
       <w:r>
+        <w:lastRenderedPageBreak/>
         <w:t>DIP switch drives only in LOAD</w:t>
       </w:r>
     </w:p>
